--- a/Survey Programming Question Examples.docx
+++ b/Survey Programming Question Examples.docx
@@ -305,6 +305,305 @@
         </w:rPr>
         <w:t>]</w:t>
       </w:r>
+    </w:p>
+    <w:p>
+      <w:pPr>
+        <w:pStyle w:val="rststyle-textbody"/>
+        <w:spacing w:after="0"/>
+        <w:rPr>
+          <w:rStyle w:val="rststyle-strong"/>
+          <w:rFonts w:ascii="GT America Regular" w:hAnsi="GT America Regular" w:cs="Calibri"/>
+          <w:b w:val="0"/>
+          <w:color w:val="0070C0"/>
+          <w:sz w:val="22"/>
+          <w:szCs w:val="22"/>
+        </w:rPr>
+      </w:pPr>
+    </w:p>
+    <w:p>
+      <w:pPr>
+        <w:pStyle w:val="rststyle-textbody"/>
+        <w:spacing w:after="0"/>
+        <w:rPr>
+          <w:rStyle w:val="rststyle-strong"/>
+          <w:rFonts w:ascii="GT America Regular" w:hAnsi="GT America Regular" w:cs="Calibri"/>
+          <w:b w:val="0"/>
+          <w:sz w:val="22"/>
+          <w:szCs w:val="22"/>
+        </w:rPr>
+      </w:pPr>
+      <w:r>
+        <w:rPr>
+          <w:rStyle w:val="rststyle-strong"/>
+          <w:rFonts w:ascii="GT America Regular" w:hAnsi="GT America Regular" w:cs="Calibri"/>
+          <w:bCs/>
+          <w:sz w:val="22"/>
+          <w:szCs w:val="22"/>
+        </w:rPr>
+        <w:t>[qDropDown</w:t>
+      </w:r>
+      <w:r>
+        <w:rPr>
+          <w:rStyle w:val="rststyle-strong"/>
+          <w:rFonts w:ascii="GT America Regular" w:hAnsi="GT America Regular" w:cs="Calibri"/>
+          <w:bCs/>
+          <w:sz w:val="22"/>
+          <w:szCs w:val="22"/>
+        </w:rPr>
+        <w:t>2</w:t>
+      </w:r>
+      <w:r>
+        <w:rPr>
+          <w:rStyle w:val="rststyle-strong"/>
+          <w:rFonts w:ascii="GT America Regular" w:hAnsi="GT America Regular" w:cs="Calibri"/>
+          <w:bCs/>
+          <w:sz w:val="22"/>
+          <w:szCs w:val="22"/>
+        </w:rPr>
+        <w:t xml:space="preserve">] </w:t>
+      </w:r>
+      <w:r>
+        <w:rPr>
+          <w:rStyle w:val="rststyle-strong"/>
+          <w:rFonts w:ascii="GT America Regular" w:hAnsi="GT America Regular" w:cs="Calibri"/>
+          <w:b w:val="0"/>
+          <w:sz w:val="22"/>
+          <w:szCs w:val="22"/>
+        </w:rPr>
+        <w:t>Question drop down?</w:t>
+      </w:r>
+    </w:p>
+    <w:p>
+      <w:pPr>
+        <w:pStyle w:val="rststyle-textbody"/>
+        <w:spacing w:after="0"/>
+        <w:rPr>
+          <w:rStyle w:val="rststyle-strong"/>
+          <w:rFonts w:ascii="GT America Regular" w:hAnsi="GT America Regular" w:cs="Calibri"/>
+          <w:bCs/>
+          <w:sz w:val="22"/>
+          <w:szCs w:val="22"/>
+        </w:rPr>
+      </w:pPr>
+      <w:r>
+        <w:rPr>
+          <w:rStyle w:val="rststyle-strong"/>
+          <w:rFonts w:ascii="GT America Regular" w:hAnsi="GT America Regular" w:cs="Calibri"/>
+          <w:b w:val="0"/>
+          <w:sz w:val="22"/>
+          <w:szCs w:val="22"/>
+        </w:rPr>
+        <w:t>Select one.</w:t>
+      </w:r>
+    </w:p>
+    <w:p>
+      <w:pPr>
+        <w:pStyle w:val="rststyle-textbody"/>
+        <w:spacing w:after="0"/>
+        <w:rPr>
+          <w:rStyle w:val="rststyle-strong"/>
+          <w:rFonts w:ascii="GT America Regular" w:hAnsi="GT America Regular" w:cs="Calibri"/>
+          <w:b w:val="0"/>
+          <w:color w:val="0070C0"/>
+          <w:sz w:val="22"/>
+          <w:szCs w:val="22"/>
+        </w:rPr>
+      </w:pPr>
+      <w:r>
+        <w:rPr>
+          <w:rStyle w:val="rststyle-strong"/>
+          <w:rFonts w:ascii="GT America Regular" w:hAnsi="GT America Regular" w:cs="Calibri"/>
+          <w:b w:val="0"/>
+          <w:color w:val="0070C0"/>
+          <w:sz w:val="22"/>
+          <w:szCs w:val="22"/>
+        </w:rPr>
+        <w:t>&lt;DROP DOWN&gt; [</w:t>
+      </w:r>
+      <w:r>
+        <w:rPr>
+          <w:rStyle w:val="rststyle-strong"/>
+          <w:rFonts w:ascii="GT America Regular" w:hAnsi="GT America Regular" w:cs="Calibri"/>
+          <w:b w:val="0"/>
+          <w:color w:val="0070C0"/>
+          <w:sz w:val="22"/>
+          <w:szCs w:val="22"/>
+        </w:rPr>
+        <w:t>1 to 30 or more</w:t>
+      </w:r>
+      <w:r>
+        <w:rPr>
+          <w:rStyle w:val="rststyle-strong"/>
+          <w:rFonts w:ascii="GT America Regular" w:hAnsi="GT America Regular" w:cs="Calibri"/>
+          <w:b w:val="0"/>
+          <w:color w:val="0070C0"/>
+          <w:sz w:val="22"/>
+          <w:szCs w:val="22"/>
+        </w:rPr>
+        <w:t>]</w:t>
+      </w:r>
+    </w:p>
+    <w:p>
+      <w:pPr>
+        <w:pStyle w:val="rststyle-textbody"/>
+        <w:spacing w:after="0"/>
+        <w:rPr>
+          <w:rStyle w:val="rststyle-strong"/>
+          <w:rFonts w:ascii="GT America Regular" w:hAnsi="GT America Regular" w:cs="Calibri"/>
+          <w:b w:val="0"/>
+          <w:color w:val="0070C0"/>
+          <w:sz w:val="22"/>
+          <w:szCs w:val="22"/>
+        </w:rPr>
+      </w:pPr>
+    </w:p>
+    <w:p>
+      <w:pPr>
+        <w:pStyle w:val="rststyle-textbody"/>
+        <w:spacing w:after="0"/>
+        <w:rPr>
+          <w:rStyle w:val="rststyle-strong"/>
+          <w:rFonts w:ascii="GT America Regular" w:hAnsi="GT America Regular" w:cs="Calibri"/>
+          <w:b w:val="0"/>
+          <w:sz w:val="22"/>
+          <w:szCs w:val="22"/>
+        </w:rPr>
+      </w:pPr>
+      <w:r>
+        <w:rPr>
+          <w:rStyle w:val="rststyle-strong"/>
+          <w:rFonts w:ascii="GT America Regular" w:hAnsi="GT America Regular" w:cs="Calibri"/>
+          <w:bCs/>
+          <w:sz w:val="22"/>
+          <w:szCs w:val="22"/>
+        </w:rPr>
+        <w:t>[qDropDown</w:t>
+      </w:r>
+      <w:r>
+        <w:rPr>
+          <w:rStyle w:val="rststyle-strong"/>
+          <w:rFonts w:ascii="GT America Regular" w:hAnsi="GT America Regular" w:cs="Calibri"/>
+          <w:bCs/>
+          <w:sz w:val="22"/>
+          <w:szCs w:val="22"/>
+        </w:rPr>
+        <w:t>3</w:t>
+      </w:r>
+      <w:r>
+        <w:rPr>
+          <w:rStyle w:val="rststyle-strong"/>
+          <w:rFonts w:ascii="GT America Regular" w:hAnsi="GT America Regular" w:cs="Calibri"/>
+          <w:bCs/>
+          <w:sz w:val="22"/>
+          <w:szCs w:val="22"/>
+        </w:rPr>
+        <w:t xml:space="preserve">] </w:t>
+      </w:r>
+      <w:r>
+        <w:rPr>
+          <w:rStyle w:val="rststyle-strong"/>
+          <w:rFonts w:ascii="GT America Regular" w:hAnsi="GT America Regular" w:cs="Calibri"/>
+          <w:b w:val="0"/>
+          <w:sz w:val="22"/>
+          <w:szCs w:val="22"/>
+        </w:rPr>
+        <w:t xml:space="preserve">Question </w:t>
+      </w:r>
+      <w:proofErr w:type="gramStart"/>
+      <w:r>
+        <w:rPr>
+          <w:rStyle w:val="rststyle-strong"/>
+          <w:rFonts w:ascii="GT America Regular" w:hAnsi="GT America Regular" w:cs="Calibri"/>
+          <w:b w:val="0"/>
+          <w:sz w:val="22"/>
+          <w:szCs w:val="22"/>
+        </w:rPr>
+        <w:t>drop</w:t>
+      </w:r>
+      <w:proofErr w:type="gramEnd"/>
+      <w:r>
+        <w:rPr>
+          <w:rStyle w:val="rststyle-strong"/>
+          <w:rFonts w:ascii="GT America Regular" w:hAnsi="GT America Regular" w:cs="Calibri"/>
+          <w:b w:val="0"/>
+          <w:sz w:val="22"/>
+          <w:szCs w:val="22"/>
+        </w:rPr>
+        <w:t xml:space="preserve"> down?</w:t>
+      </w:r>
+    </w:p>
+    <w:p>
+      <w:pPr>
+        <w:pStyle w:val="rststyle-textbody"/>
+        <w:spacing w:after="0"/>
+        <w:rPr>
+          <w:rStyle w:val="rststyle-strong"/>
+          <w:rFonts w:ascii="GT America Regular" w:hAnsi="GT America Regular" w:cs="Calibri"/>
+          <w:bCs/>
+          <w:sz w:val="22"/>
+          <w:szCs w:val="22"/>
+        </w:rPr>
+      </w:pPr>
+      <w:r>
+        <w:rPr>
+          <w:rStyle w:val="rststyle-strong"/>
+          <w:rFonts w:ascii="GT America Regular" w:hAnsi="GT America Regular" w:cs="Calibri"/>
+          <w:b w:val="0"/>
+          <w:sz w:val="22"/>
+          <w:szCs w:val="22"/>
+        </w:rPr>
+        <w:t>Select one.</w:t>
+      </w:r>
+    </w:p>
+    <w:p>
+      <w:pPr>
+        <w:pStyle w:val="rststyle-textbody"/>
+        <w:spacing w:after="0"/>
+        <w:rPr>
+          <w:rStyle w:val="rststyle-strong"/>
+          <w:rFonts w:ascii="GT America Regular" w:hAnsi="GT America Regular" w:cs="Calibri"/>
+          <w:b w:val="0"/>
+          <w:color w:val="0070C0"/>
+          <w:sz w:val="22"/>
+          <w:szCs w:val="22"/>
+        </w:rPr>
+      </w:pPr>
+      <w:r>
+        <w:rPr>
+          <w:rStyle w:val="rststyle-strong"/>
+          <w:rFonts w:ascii="GT America Regular" w:hAnsi="GT America Regular" w:cs="Calibri"/>
+          <w:b w:val="0"/>
+          <w:color w:val="0070C0"/>
+          <w:sz w:val="22"/>
+          <w:szCs w:val="22"/>
+        </w:rPr>
+        <w:t xml:space="preserve">DROP DOWN </w:t>
+      </w:r>
+      <w:r>
+        <w:rPr>
+          <w:rStyle w:val="rststyle-strong"/>
+          <w:rFonts w:ascii="GT America Regular" w:hAnsi="GT America Regular" w:cs="Calibri"/>
+          <w:b w:val="0"/>
+          <w:color w:val="0070C0"/>
+          <w:sz w:val="22"/>
+          <w:szCs w:val="22"/>
+        </w:rPr>
+        <w:t>of Countries</w:t>
+      </w:r>
+    </w:p>
+    <w:p>
+      <w:pPr>
+        <w:pStyle w:val="rststyle-textbody"/>
+        <w:spacing w:after="0"/>
+        <w:rPr>
+          <w:rStyle w:val="rststyle-strong"/>
+          <w:rFonts w:ascii="GT America Regular" w:hAnsi="GT America Regular" w:cs="Calibri"/>
+          <w:b w:val="0"/>
+          <w:color w:val="0070C0"/>
+          <w:sz w:val="22"/>
+          <w:szCs w:val="22"/>
+        </w:rPr>
+      </w:pPr>
     </w:p>
     <w:p>
       <w:pPr>
@@ -1303,6 +1602,7 @@
           <w:sz w:val="22"/>
           <w:szCs w:val="22"/>
         </w:rPr>
+        <w:lastRenderedPageBreak/>
         <w:t>Answer 3</w:t>
       </w:r>
       <w:r>
@@ -1618,13 +1918,7 @@
               <w:rPr>
                 <w:rFonts w:ascii="GT America Regular" w:hAnsi="GT America Regular"/>
               </w:rPr>
-              <w:t>5</w:t>
-            </w:r>
-            <w:r>
-              <w:rPr>
-                <w:rFonts w:ascii="GT America Regular" w:hAnsi="GT America Regular"/>
-              </w:rPr>
-              <w:t xml:space="preserve"> Scale</w:t>
+              <w:t>5 Scale</w:t>
             </w:r>
           </w:p>
         </w:tc>
@@ -1975,7 +2269,6 @@
               <w:rPr>
                 <w:rFonts w:ascii="GT America Regular" w:hAnsi="GT America Regular"/>
               </w:rPr>
-              <w:lastRenderedPageBreak/>
               <w:t>Answer 4</w:t>
             </w:r>
           </w:p>
@@ -7897,7 +8190,14 @@
 </file>
 
 <file path=customXml/item1.xml><?xml version="1.0" encoding="utf-8"?>
-<b:Sources xmlns:b="http://schemas.openxmlformats.org/officeDocument/2006/bibliography" xmlns="http://schemas.openxmlformats.org/officeDocument/2006/bibliography" SelectedStyle="\APASixthEditionOfficeOnline.xsl" StyleName="APA" Version="6"/>
+<p:properties xmlns:p="http://schemas.microsoft.com/office/2006/metadata/properties" xmlns:xsi="http://www.w3.org/2001/XMLSchema-instance" xmlns:pc="http://schemas.microsoft.com/office/infopath/2007/PartnerControls">
+  <documentManagement>
+    <TaxCatchAll xmlns="b621e458-ed9c-4501-b38b-5b6ffb974702" xsi:nil="true"/>
+    <lcf76f155ced4ddcb4097134ff3c332f xmlns="589df02d-15c0-44d5-b1d5-46a4f34abced">
+      <Terms xmlns="http://schemas.microsoft.com/office/infopath/2007/PartnerControls"/>
+    </lcf76f155ced4ddcb4097134ff3c332f>
+  </documentManagement>
+</p:properties>
 </file>
 
 <file path=customXml/item2.xml><?xml version="1.0" encoding="utf-8"?>
@@ -8108,14 +8408,7 @@
 </file>
 
 <file path=customXml/item3.xml><?xml version="1.0" encoding="utf-8"?>
-<p:properties xmlns:p="http://schemas.microsoft.com/office/2006/metadata/properties" xmlns:xsi="http://www.w3.org/2001/XMLSchema-instance" xmlns:pc="http://schemas.microsoft.com/office/infopath/2007/PartnerControls">
-  <documentManagement>
-    <TaxCatchAll xmlns="b621e458-ed9c-4501-b38b-5b6ffb974702" xsi:nil="true"/>
-    <lcf76f155ced4ddcb4097134ff3c332f xmlns="589df02d-15c0-44d5-b1d5-46a4f34abced">
-      <Terms xmlns="http://schemas.microsoft.com/office/infopath/2007/PartnerControls"/>
-    </lcf76f155ced4ddcb4097134ff3c332f>
-  </documentManagement>
-</p:properties>
+<b:Sources xmlns:b="http://schemas.openxmlformats.org/officeDocument/2006/bibliography" xmlns="http://schemas.openxmlformats.org/officeDocument/2006/bibliography" SelectedStyle="\APASixthEditionOfficeOnline.xsl" StyleName="APA" Version="6"/>
 </file>
 
 <file path=customXml/item4.xml><?xml version="1.0" encoding="utf-8"?>
@@ -8128,9 +8421,12 @@
 </file>
 
 <file path=customXml/itemProps1.xml><?xml version="1.0" encoding="utf-8"?>
-<ds:datastoreItem xmlns:ds="http://schemas.openxmlformats.org/officeDocument/2006/customXml" ds:itemID="{DD2975F3-FF1F-4335-AAAA-AA02AC202F88}">
+<ds:datastoreItem xmlns:ds="http://schemas.openxmlformats.org/officeDocument/2006/customXml" ds:itemID="{EDB43D8F-596F-4C03-BA95-B5C25FE7990A}">
   <ds:schemaRefs>
-    <ds:schemaRef ds:uri="http://schemas.openxmlformats.org/officeDocument/2006/bibliography"/>
+    <ds:schemaRef ds:uri="http://schemas.microsoft.com/office/2006/metadata/properties"/>
+    <ds:schemaRef ds:uri="http://schemas.microsoft.com/office/infopath/2007/PartnerControls"/>
+    <ds:schemaRef ds:uri="b621e458-ed9c-4501-b38b-5b6ffb974702"/>
+    <ds:schemaRef ds:uri="589df02d-15c0-44d5-b1d5-46a4f34abced"/>
   </ds:schemaRefs>
 </ds:datastoreItem>
 </file>
@@ -8155,12 +8451,9 @@
 </file>
 
 <file path=customXml/itemProps3.xml><?xml version="1.0" encoding="utf-8"?>
-<ds:datastoreItem xmlns:ds="http://schemas.openxmlformats.org/officeDocument/2006/customXml" ds:itemID="{EDB43D8F-596F-4C03-BA95-B5C25FE7990A}">
+<ds:datastoreItem xmlns:ds="http://schemas.openxmlformats.org/officeDocument/2006/customXml" ds:itemID="{DD2975F3-FF1F-4335-AAAA-AA02AC202F88}">
   <ds:schemaRefs>
-    <ds:schemaRef ds:uri="http://schemas.microsoft.com/office/2006/metadata/properties"/>
-    <ds:schemaRef ds:uri="http://schemas.microsoft.com/office/infopath/2007/PartnerControls"/>
-    <ds:schemaRef ds:uri="b621e458-ed9c-4501-b38b-5b6ffb974702"/>
-    <ds:schemaRef ds:uri="589df02d-15c0-44d5-b1d5-46a4f34abced"/>
+    <ds:schemaRef ds:uri="http://schemas.openxmlformats.org/officeDocument/2006/bibliography"/>
   </ds:schemaRefs>
 </ds:datastoreItem>
 </file>
